--- a/docs/relatorio.docx
+++ b/docs/relatorio.docx
@@ -4,28 +4,19 @@
   <w:body>
     <w:p>
       <w:pPr>
-        <w:pStyle w:val="Heading1"/>
+        <w:pStyle w:val="Title"/>
       </w:pPr>
       <w:r>
         <w:t>UFCD 10790 – Projeto de Programação</w:t>
-      </w:r>
-    </w:p>
-    <w:p>
-      <w:pPr>
-        <w:pStyle w:val="Heading2"/>
-      </w:pPr>
-      <w:r>
+        <w:br/>
         <w:t>NutriFit Advisor</w:t>
-      </w:r>
-    </w:p>
-    <w:p>
-      <w:r>
+        <w:br/>
         <w:t>Nome: Kaian</w:t>
       </w:r>
     </w:p>
     <w:p>
       <w:pPr>
-        <w:pStyle w:val="Heading2"/>
+        <w:pStyle w:val="Heading1"/>
       </w:pPr>
       <w:r>
         <w:t>1. Introdução</w:t>
@@ -38,7 +29,7 @@
     </w:p>
     <w:p>
       <w:pPr>
-        <w:pStyle w:val="Heading2"/>
+        <w:pStyle w:val="Heading1"/>
       </w:pPr>
       <w:r>
         <w:t>2. Âmbito do Projeto</w:t>
@@ -51,7 +42,7 @@
     </w:p>
     <w:p>
       <w:pPr>
-        <w:pStyle w:val="Heading2"/>
+        <w:pStyle w:val="Heading1"/>
       </w:pPr>
       <w:r>
         <w:t>3. Objetivos</w:t>
@@ -72,7 +63,7 @@
     </w:p>
     <w:p>
       <w:pPr>
-        <w:pStyle w:val="Heading2"/>
+        <w:pStyle w:val="Heading1"/>
       </w:pPr>
       <w:r>
         <w:t>4. Requisitos</w:t>
@@ -85,49 +76,84 @@
     </w:p>
     <w:p>
       <w:pPr>
-        <w:pStyle w:val="Heading2"/>
+        <w:pStyle w:val="Heading1"/>
       </w:pPr>
       <w:r>
-        <w:t>5. Desenvolvimento</w:t>
+        <w:t>5. Análise de Sistemas</w:t>
       </w:r>
     </w:p>
     <w:p>
       <w:r>
-        <w:t>A aplicação foi desenvolvida em Python utilizando funções, estruturas condicionais e ciclos de repetição. O desenvolvimento foi realizado no Visual Studio Code.</w:t>
+        <w:t>Casos de uso principais:</w:t>
+        <w:br/>
+        <w:t>- Registar dados do utilizador.</w:t>
+        <w:br/>
+        <w:t>- Calcular IMC.</w:t>
+        <w:br/>
+        <w:t>- Recomendar suplementação.</w:t>
+        <w:br/>
+        <w:t>- Consultar histórico.</w:t>
+        <w:br/>
+        <w:br/>
+        <w:t>Riscos identificados:</w:t>
+        <w:br/>
+        <w:t>- Introdução incorreta de dados.</w:t>
+        <w:br/>
+        <w:t>- Interpretação errada das recomendações.</w:t>
+        <w:br/>
+        <w:br/>
+        <w:t>Mitigação:</w:t>
+        <w:br/>
+        <w:t>- Validação básica dos dados.</w:t>
+        <w:br/>
+        <w:t>- Aviso de que a aplicação não substitui aconselhamento profissional.</w:t>
       </w:r>
     </w:p>
     <w:p>
       <w:pPr>
-        <w:pStyle w:val="Heading2"/>
+        <w:pStyle w:val="Heading1"/>
       </w:pPr>
       <w:r>
-        <w:t>6. Implementação</w:t>
+        <w:t>6. Design do Sistema</w:t>
       </w:r>
     </w:p>
     <w:p>
       <w:r>
-        <w:t>A implementação contempla recolha de dados, validação básica, cálculo do IMC, classificação, recomendação de suplementação, relatório final e armazenamento do histórico em ficheiro de texto.</w:t>
+        <w:t>O sistema foi desenvolvido segundo uma arquitetura em três camadas: UI → BLL → DAL → historico.txt. O diagrama de arquitetura encontra-se nos anexos.</w:t>
       </w:r>
     </w:p>
     <w:p>
       <w:pPr>
-        <w:pStyle w:val="Heading2"/>
+        <w:pStyle w:val="Heading1"/>
       </w:pPr>
       <w:r>
-        <w:t>7. Testes</w:t>
+        <w:t>7. Implementação</w:t>
       </w:r>
     </w:p>
     <w:p>
       <w:r>
-        <w:t>Foram realizados testes com diferentes perfis de utilizadores para validar os cálculos e recomendações geradas.</w:t>
+        <w:t>A aplicação foi desenvolvida em Python utilizando funções, estruturas condicionais e ciclos de repetição. O desenvolvimento foi realizado no Visual Studio Code e versionado com Git/GitHub.</w:t>
       </w:r>
     </w:p>
     <w:p>
       <w:pPr>
-        <w:pStyle w:val="Heading2"/>
+        <w:pStyle w:val="Heading1"/>
       </w:pPr>
       <w:r>
-        <w:t>8. Controlo de Versões</w:t>
+        <w:t>8. Testes</w:t>
+      </w:r>
+    </w:p>
+    <w:p>
+      <w:r>
+        <w:t>Foram implementados testes automatizados às funções calcular_imc() e classificar_imc(), executados com sucesso.</w:t>
+      </w:r>
+    </w:p>
+    <w:p>
+      <w:pPr>
+        <w:pStyle w:val="Heading1"/>
+      </w:pPr>
+      <w:r>
+        <w:t>9. Controlo de Versões</w:t>
       </w:r>
     </w:p>
     <w:p>
@@ -137,10 +163,10 @@
     </w:p>
     <w:p>
       <w:pPr>
-        <w:pStyle w:val="Heading2"/>
+        <w:pStyle w:val="Heading1"/>
       </w:pPr>
       <w:r>
-        <w:t>9. Documentação</w:t>
+        <w:t>10. Documentação</w:t>
       </w:r>
     </w:p>
     <w:p>
@@ -150,10 +176,33 @@
     </w:p>
     <w:p>
       <w:pPr>
-        <w:pStyle w:val="Heading2"/>
+        <w:pStyle w:val="Heading1"/>
       </w:pPr>
       <w:r>
-        <w:t>10. Conclusão</w:t>
+        <w:t>11. Anexos</w:t>
+      </w:r>
+    </w:p>
+    <w:p>
+      <w:r>
+        <w:t>- requisitos.xlsx</w:t>
+        <w:br/>
+        <w:t>- manual_utilizador.docx</w:t>
+        <w:br/>
+        <w:t>- manual_tecnico.docx</w:t>
+        <w:br/>
+        <w:t>- diagrama_arquitetura.png</w:t>
+        <w:br/>
+        <w:t>- cronograma do projeto</w:t>
+        <w:br/>
+        <w:t>- link do GitHub</w:t>
+      </w:r>
+    </w:p>
+    <w:p>
+      <w:pPr>
+        <w:pStyle w:val="Heading1"/>
+      </w:pPr>
+      <w:r>
+        <w:t>12. Conclusão</w:t>
       </w:r>
     </w:p>
     <w:p>
